--- a/doc/詩/唐朝/柳宗元/柳宗元-漁翁.docx
+++ b/doc/詩/唐朝/柳宗元/柳宗元-漁翁.docx
@@ -375,6 +375,16 @@
         </w:rPr>
         <w:t>。</w:t>
       </w:r>
+    </w:p>
+    <w:p>
+      <w:pPr>
+        <w:pStyle w:val="a9"/>
+        <w:spacing w:after="0" w:line="400" w:lineRule="exact"/>
+        <w:ind w:leftChars="0" w:left="284" w:right="0" w:firstLine="0"/>
+        <w:rPr>
+          <w:szCs w:val="28"/>
+        </w:rPr>
+      </w:pPr>
       <w:proofErr w:type="gramStart"/>
       <w:r>
         <w:rPr>
@@ -389,7 +399,130 @@
           <w:rFonts w:hint="eastAsia"/>
           <w:szCs w:val="28"/>
         </w:rPr>
-        <w:t>：</w:t>
+        <w:t>（</w:t>
+      </w:r>
+      <w:proofErr w:type="gramStart"/>
+      <w:r>
+        <w:rPr>
+          <w:rFonts w:hint="eastAsia"/>
+          <w:color w:val="EE0000"/>
+          <w:sz w:val="16"/>
+          <w:szCs w:val="16"/>
+        </w:rPr>
+        <w:t>ㄧㄢˊ</w:t>
+      </w:r>
+      <w:proofErr w:type="gramEnd"/>
+      <w:r>
+        <w:rPr>
+          <w:rFonts w:hint="eastAsia"/>
+          <w:szCs w:val="28"/>
+        </w:rPr>
+        <w:t>）是「岩」的異體字，意思相同。</w:t>
+      </w:r>
+    </w:p>
+    <w:p>
+      <w:pPr>
+        <w:pStyle w:val="a9"/>
+        <w:numPr>
+          <w:ilvl w:val="0"/>
+          <w:numId w:val="26"/>
+        </w:numPr>
+        <w:spacing w:after="0" w:line="400" w:lineRule="exact"/>
+        <w:ind w:leftChars="0" w:right="0"/>
+        <w:rPr>
+          <w:szCs w:val="28"/>
+        </w:rPr>
+      </w:pPr>
+      <w:r>
+        <w:rPr>
+          <w:rFonts w:hint="eastAsia"/>
+          <w:szCs w:val="28"/>
+        </w:rPr>
+        <w:t>指高聳、險峻的岩石或山崖。例：峭</w:t>
+      </w:r>
+      <w:proofErr w:type="gramStart"/>
+      <w:r>
+        <w:rPr>
+          <w:rFonts w:hint="eastAsia"/>
+          <w:szCs w:val="28"/>
+        </w:rPr>
+        <w:t>巖</w:t>
+      </w:r>
+      <w:proofErr w:type="gramEnd"/>
+      <w:r>
+        <w:rPr>
+          <w:rFonts w:hint="eastAsia"/>
+          <w:szCs w:val="28"/>
+        </w:rPr>
+        <w:t>、</w:t>
+      </w:r>
+      <w:proofErr w:type="gramStart"/>
+      <w:r>
+        <w:rPr>
+          <w:rFonts w:hint="eastAsia"/>
+          <w:szCs w:val="28"/>
+        </w:rPr>
+        <w:t>巖</w:t>
+      </w:r>
+      <w:proofErr w:type="gramEnd"/>
+      <w:r>
+        <w:rPr>
+          <w:rFonts w:hint="eastAsia"/>
+          <w:szCs w:val="28"/>
+        </w:rPr>
+        <w:t>壁、</w:t>
+      </w:r>
+      <w:proofErr w:type="gramStart"/>
+      <w:r>
+        <w:rPr>
+          <w:rFonts w:hint="eastAsia"/>
+          <w:szCs w:val="28"/>
+        </w:rPr>
+        <w:t>巖</w:t>
+      </w:r>
+      <w:proofErr w:type="gramEnd"/>
+      <w:r>
+        <w:rPr>
+          <w:rFonts w:hint="eastAsia"/>
+          <w:szCs w:val="28"/>
+        </w:rPr>
+        <w:t>洞。</w:t>
+      </w:r>
+    </w:p>
+    <w:p>
+      <w:pPr>
+        <w:pStyle w:val="a9"/>
+        <w:numPr>
+          <w:ilvl w:val="0"/>
+          <w:numId w:val="26"/>
+        </w:numPr>
+        <w:spacing w:after="0" w:line="400" w:lineRule="exact"/>
+        <w:ind w:leftChars="0" w:right="0"/>
+        <w:rPr>
+          <w:rFonts w:hint="eastAsia"/>
+          <w:szCs w:val="28"/>
+        </w:rPr>
+      </w:pPr>
+      <w:r>
+        <w:rPr>
+          <w:rFonts w:hint="eastAsia"/>
+          <w:szCs w:val="28"/>
+        </w:rPr>
+        <w:t>山崖、岩洞</w:t>
+      </w:r>
+      <w:r>
+        <w:rPr>
+          <w:rFonts w:hint="eastAsia"/>
+          <w:szCs w:val="28"/>
+        </w:rPr>
+        <w:t>。</w:t>
+      </w:r>
+      <w:r>
+        <w:rPr>
+          <w:rFonts w:hint="eastAsia"/>
+          <w:szCs w:val="28"/>
+        </w:rPr>
+        <w:t>常用來形容自然景觀中的石壁或洞穴。</w:t>
       </w:r>
     </w:p>
     <w:p>
@@ -1074,7 +1207,7 @@
           <w:rFonts w:hint="eastAsia"/>
           <w:szCs w:val="28"/>
         </w:rPr>
-        <w:t>汲清湘燃</w:t>
+        <w:t>汲清湘燃楚竹</w:t>
       </w:r>
       <w:proofErr w:type="gramEnd"/>
       <w:r>
@@ -1082,7 +1215,7 @@
           <w:rFonts w:hint="eastAsia"/>
           <w:szCs w:val="28"/>
         </w:rPr>
-        <w:t>楚竹」，先交代漁翁夜宿江邊岩下，清晨</w:t>
+        <w:t>」，先交代漁翁夜宿江邊岩下，清晨</w:t>
       </w:r>
       <w:r>
         <w:rPr>
@@ -1181,6 +1314,7 @@
           <w:rFonts w:hint="eastAsia"/>
           <w:szCs w:val="28"/>
         </w:rPr>
+        <w:lastRenderedPageBreak/>
         <w:t xml:space="preserve">　　三、四句「</w:t>
       </w:r>
       <w:proofErr w:type="gramStart"/>
@@ -1354,7 +1488,6 @@
           <w:rFonts w:hint="eastAsia"/>
           <w:szCs w:val="28"/>
         </w:rPr>
-        <w:lastRenderedPageBreak/>
         <w:t xml:space="preserve">　　後兩句「回看天際下中流，</w:t>
       </w:r>
       <w:proofErr w:type="gramStart"/>
@@ -1609,7 +1742,6 @@
         <w:ind w:left="-6" w:right="0" w:hanging="11"/>
         <w:jc w:val="both"/>
         <w:rPr>
-          <w:rFonts w:hint="eastAsia"/>
           <w:szCs w:val="28"/>
         </w:rPr>
       </w:pPr>
@@ -1794,7 +1926,6 @@
         <w:ind w:leftChars="0" w:left="284" w:right="0" w:firstLine="0"/>
         <w:jc w:val="both"/>
         <w:rPr>
-          <w:rFonts w:hint="eastAsia"/>
           <w:szCs w:val="28"/>
         </w:rPr>
       </w:pPr>
@@ -2291,14 +2422,7 @@
           <w:rFonts w:hint="eastAsia"/>
           <w:szCs w:val="28"/>
         </w:rPr>
-        <w:t>：</w:t>
-      </w:r>
-      <w:r>
-        <w:rPr>
-          <w:rFonts w:hint="eastAsia"/>
-          <w:szCs w:val="28"/>
-        </w:rPr>
-        <w:t>形容詩畫氣氛淡雅寧靜，帶有超然之感。</w:t>
+        <w:t>：形容詩畫氣氛淡雅寧靜，帶有超然之感。</w:t>
       </w:r>
     </w:p>
     <w:sectPr>
@@ -3376,6 +3500,119 @@
     </w:lvl>
   </w:abstractNum>
   <w:abstractNum w:abstractNumId="10" w15:restartNumberingAfterBreak="0">
+    <w:nsid w:val="2D9D1291"/>
+    <w:multiLevelType w:val="hybridMultilevel"/>
+    <w:tmpl w:val="D1A8A616"/>
+    <w:lvl w:ilvl="0" w:tplc="04090003">
+      <w:start w:val="1"/>
+      <w:numFmt w:val="bullet"/>
+      <w:lvlText w:val=""/>
+      <w:lvlJc w:val="left"/>
+      <w:pPr>
+        <w:ind w:left="764" w:hanging="480"/>
+      </w:pPr>
+      <w:rPr>
+        <w:rFonts w:ascii="Wingdings" w:hAnsi="Wingdings" w:hint="default"/>
+      </w:rPr>
+    </w:lvl>
+    <w:lvl w:ilvl="1" w:tplc="04090003" w:tentative="1">
+      <w:start w:val="1"/>
+      <w:numFmt w:val="bullet"/>
+      <w:lvlText w:val=""/>
+      <w:lvlJc w:val="left"/>
+      <w:pPr>
+        <w:ind w:left="1244" w:hanging="480"/>
+      </w:pPr>
+      <w:rPr>
+        <w:rFonts w:ascii="Wingdings" w:hAnsi="Wingdings" w:hint="default"/>
+      </w:rPr>
+    </w:lvl>
+    <w:lvl w:ilvl="2" w:tplc="04090005" w:tentative="1">
+      <w:start w:val="1"/>
+      <w:numFmt w:val="bullet"/>
+      <w:lvlText w:val=""/>
+      <w:lvlJc w:val="left"/>
+      <w:pPr>
+        <w:ind w:left="1724" w:hanging="480"/>
+      </w:pPr>
+      <w:rPr>
+        <w:rFonts w:ascii="Wingdings" w:hAnsi="Wingdings" w:hint="default"/>
+      </w:rPr>
+    </w:lvl>
+    <w:lvl w:ilvl="3" w:tplc="04090001" w:tentative="1">
+      <w:start w:val="1"/>
+      <w:numFmt w:val="bullet"/>
+      <w:lvlText w:val=""/>
+      <w:lvlJc w:val="left"/>
+      <w:pPr>
+        <w:ind w:left="2204" w:hanging="480"/>
+      </w:pPr>
+      <w:rPr>
+        <w:rFonts w:ascii="Wingdings" w:hAnsi="Wingdings" w:hint="default"/>
+      </w:rPr>
+    </w:lvl>
+    <w:lvl w:ilvl="4" w:tplc="04090003" w:tentative="1">
+      <w:start w:val="1"/>
+      <w:numFmt w:val="bullet"/>
+      <w:lvlText w:val=""/>
+      <w:lvlJc w:val="left"/>
+      <w:pPr>
+        <w:ind w:left="2684" w:hanging="480"/>
+      </w:pPr>
+      <w:rPr>
+        <w:rFonts w:ascii="Wingdings" w:hAnsi="Wingdings" w:hint="default"/>
+      </w:rPr>
+    </w:lvl>
+    <w:lvl w:ilvl="5" w:tplc="04090005" w:tentative="1">
+      <w:start w:val="1"/>
+      <w:numFmt w:val="bullet"/>
+      <w:lvlText w:val=""/>
+      <w:lvlJc w:val="left"/>
+      <w:pPr>
+        <w:ind w:left="3164" w:hanging="480"/>
+      </w:pPr>
+      <w:rPr>
+        <w:rFonts w:ascii="Wingdings" w:hAnsi="Wingdings" w:hint="default"/>
+      </w:rPr>
+    </w:lvl>
+    <w:lvl w:ilvl="6" w:tplc="04090001" w:tentative="1">
+      <w:start w:val="1"/>
+      <w:numFmt w:val="bullet"/>
+      <w:lvlText w:val=""/>
+      <w:lvlJc w:val="left"/>
+      <w:pPr>
+        <w:ind w:left="3644" w:hanging="480"/>
+      </w:pPr>
+      <w:rPr>
+        <w:rFonts w:ascii="Wingdings" w:hAnsi="Wingdings" w:hint="default"/>
+      </w:rPr>
+    </w:lvl>
+    <w:lvl w:ilvl="7" w:tplc="04090003" w:tentative="1">
+      <w:start w:val="1"/>
+      <w:numFmt w:val="bullet"/>
+      <w:lvlText w:val=""/>
+      <w:lvlJc w:val="left"/>
+      <w:pPr>
+        <w:ind w:left="4124" w:hanging="480"/>
+      </w:pPr>
+      <w:rPr>
+        <w:rFonts w:ascii="Wingdings" w:hAnsi="Wingdings" w:hint="default"/>
+      </w:rPr>
+    </w:lvl>
+    <w:lvl w:ilvl="8" w:tplc="04090005" w:tentative="1">
+      <w:start w:val="1"/>
+      <w:numFmt w:val="bullet"/>
+      <w:lvlText w:val=""/>
+      <w:lvlJc w:val="left"/>
+      <w:pPr>
+        <w:ind w:left="4604" w:hanging="480"/>
+      </w:pPr>
+      <w:rPr>
+        <w:rFonts w:ascii="Wingdings" w:hAnsi="Wingdings" w:hint="default"/>
+      </w:rPr>
+    </w:lvl>
+  </w:abstractNum>
+  <w:abstractNum w:abstractNumId="11" w15:restartNumberingAfterBreak="0">
     <w:nsid w:val="320A5A27"/>
     <w:multiLevelType w:val="hybridMultilevel"/>
     <w:tmpl w:val="9A3422CC"/>
@@ -3488,7 +3725,7 @@
       </w:rPr>
     </w:lvl>
   </w:abstractNum>
-  <w:abstractNum w:abstractNumId="11" w15:restartNumberingAfterBreak="0">
+  <w:abstractNum w:abstractNumId="12" w15:restartNumberingAfterBreak="0">
     <w:nsid w:val="3C0846AA"/>
     <w:multiLevelType w:val="hybridMultilevel"/>
     <w:tmpl w:val="66CC1C0C"/>
@@ -3601,7 +3838,7 @@
       </w:rPr>
     </w:lvl>
   </w:abstractNum>
-  <w:abstractNum w:abstractNumId="12" w15:restartNumberingAfterBreak="0">
+  <w:abstractNum w:abstractNumId="13" w15:restartNumberingAfterBreak="0">
     <w:nsid w:val="454D64C2"/>
     <w:multiLevelType w:val="hybridMultilevel"/>
     <w:tmpl w:val="5AC49A4A"/>
@@ -3687,7 +3924,7 @@
       </w:pPr>
     </w:lvl>
   </w:abstractNum>
-  <w:abstractNum w:abstractNumId="13" w15:restartNumberingAfterBreak="0">
+  <w:abstractNum w:abstractNumId="14" w15:restartNumberingAfterBreak="0">
     <w:nsid w:val="47E263B5"/>
     <w:multiLevelType w:val="hybridMultilevel"/>
     <w:tmpl w:val="803016FE"/>
@@ -3800,7 +4037,7 @@
       </w:rPr>
     </w:lvl>
   </w:abstractNum>
-  <w:abstractNum w:abstractNumId="14" w15:restartNumberingAfterBreak="0">
+  <w:abstractNum w:abstractNumId="15" w15:restartNumberingAfterBreak="0">
     <w:nsid w:val="4B0C6092"/>
     <w:multiLevelType w:val="hybridMultilevel"/>
     <w:tmpl w:val="0B564076"/>
@@ -3886,7 +4123,7 @@
       </w:pPr>
     </w:lvl>
   </w:abstractNum>
-  <w:abstractNum w:abstractNumId="15" w15:restartNumberingAfterBreak="0">
+  <w:abstractNum w:abstractNumId="16" w15:restartNumberingAfterBreak="0">
     <w:nsid w:val="4D8D6A24"/>
     <w:multiLevelType w:val="hybridMultilevel"/>
     <w:tmpl w:val="B0369C98"/>
@@ -3975,7 +4212,7 @@
       </w:pPr>
     </w:lvl>
   </w:abstractNum>
-  <w:abstractNum w:abstractNumId="16" w15:restartNumberingAfterBreak="0">
+  <w:abstractNum w:abstractNumId="17" w15:restartNumberingAfterBreak="0">
     <w:nsid w:val="5EFE7DE2"/>
     <w:multiLevelType w:val="hybridMultilevel"/>
     <w:tmpl w:val="3B0A68E0"/>
@@ -4088,7 +4325,7 @@
       </w:rPr>
     </w:lvl>
   </w:abstractNum>
-  <w:abstractNum w:abstractNumId="17" w15:restartNumberingAfterBreak="0">
+  <w:abstractNum w:abstractNumId="18" w15:restartNumberingAfterBreak="0">
     <w:nsid w:val="5FD52E56"/>
     <w:multiLevelType w:val="multilevel"/>
     <w:tmpl w:val="A52E5C0E"/>
@@ -4201,7 +4438,7 @@
       </w:pPr>
     </w:lvl>
   </w:abstractNum>
-  <w:abstractNum w:abstractNumId="18" w15:restartNumberingAfterBreak="0">
+  <w:abstractNum w:abstractNumId="19" w15:restartNumberingAfterBreak="0">
     <w:nsid w:val="5FF200C3"/>
     <w:multiLevelType w:val="hybridMultilevel"/>
     <w:tmpl w:val="035C4DA0"/>
@@ -4290,7 +4527,7 @@
       </w:pPr>
     </w:lvl>
   </w:abstractNum>
-  <w:abstractNum w:abstractNumId="19" w15:restartNumberingAfterBreak="0">
+  <w:abstractNum w:abstractNumId="20" w15:restartNumberingAfterBreak="0">
     <w:nsid w:val="60793F8E"/>
     <w:multiLevelType w:val="hybridMultilevel"/>
     <w:tmpl w:val="BD1437BA"/>
@@ -4403,7 +4640,7 @@
       </w:rPr>
     </w:lvl>
   </w:abstractNum>
-  <w:abstractNum w:abstractNumId="20" w15:restartNumberingAfterBreak="0">
+  <w:abstractNum w:abstractNumId="21" w15:restartNumberingAfterBreak="0">
     <w:nsid w:val="65734607"/>
     <w:multiLevelType w:val="hybridMultilevel"/>
     <w:tmpl w:val="7B6C7A44"/>
@@ -4516,7 +4753,7 @@
       </w:rPr>
     </w:lvl>
   </w:abstractNum>
-  <w:abstractNum w:abstractNumId="21" w15:restartNumberingAfterBreak="0">
+  <w:abstractNum w:abstractNumId="22" w15:restartNumberingAfterBreak="0">
     <w:nsid w:val="69F5390B"/>
     <w:multiLevelType w:val="hybridMultilevel"/>
     <w:tmpl w:val="4106D33C"/>
@@ -4629,7 +4866,7 @@
       </w:rPr>
     </w:lvl>
   </w:abstractNum>
-  <w:abstractNum w:abstractNumId="22" w15:restartNumberingAfterBreak="0">
+  <w:abstractNum w:abstractNumId="23" w15:restartNumberingAfterBreak="0">
     <w:nsid w:val="770B3824"/>
     <w:multiLevelType w:val="hybridMultilevel"/>
     <w:tmpl w:val="DC38D608"/>
@@ -4742,7 +4979,7 @@
       </w:rPr>
     </w:lvl>
   </w:abstractNum>
-  <w:abstractNum w:abstractNumId="23" w15:restartNumberingAfterBreak="0">
+  <w:abstractNum w:abstractNumId="24" w15:restartNumberingAfterBreak="0">
     <w:nsid w:val="7ED21F2D"/>
     <w:multiLevelType w:val="hybridMultilevel"/>
     <w:tmpl w:val="67B28E22"/>
@@ -4828,7 +5065,7 @@
       </w:pPr>
     </w:lvl>
   </w:abstractNum>
-  <w:abstractNum w:abstractNumId="24" w15:restartNumberingAfterBreak="0">
+  <w:abstractNum w:abstractNumId="25" w15:restartNumberingAfterBreak="0">
     <w:nsid w:val="7FDA3328"/>
     <w:multiLevelType w:val="hybridMultilevel"/>
     <w:tmpl w:val="98020F60"/>
@@ -4942,7 +5179,7 @@
     </w:lvl>
   </w:abstractNum>
   <w:num w:numId="1" w16cid:durableId="51462008">
-    <w:abstractNumId w:val="19"/>
+    <w:abstractNumId w:val="20"/>
   </w:num>
   <w:num w:numId="2" w16cid:durableId="2003775322">
     <w:abstractNumId w:val="6"/>
@@ -4954,22 +5191,22 @@
     <w:abstractNumId w:val="9"/>
   </w:num>
   <w:num w:numId="5" w16cid:durableId="516189048">
-    <w:abstractNumId w:val="12"/>
+    <w:abstractNumId w:val="13"/>
   </w:num>
   <w:num w:numId="6" w16cid:durableId="1446273426">
-    <w:abstractNumId w:val="22"/>
+    <w:abstractNumId w:val="23"/>
   </w:num>
   <w:num w:numId="7" w16cid:durableId="2144735960">
     <w:abstractNumId w:val="3"/>
   </w:num>
   <w:num w:numId="8" w16cid:durableId="1101341351">
-    <w:abstractNumId w:val="23"/>
+    <w:abstractNumId w:val="24"/>
   </w:num>
   <w:num w:numId="9" w16cid:durableId="627325146">
-    <w:abstractNumId w:val="14"/>
+    <w:abstractNumId w:val="15"/>
   </w:num>
   <w:num w:numId="10" w16cid:durableId="1520042235">
-    <w:abstractNumId w:val="18"/>
+    <w:abstractNumId w:val="19"/>
   </w:num>
   <w:num w:numId="11" w16cid:durableId="1931354081">
     <w:abstractNumId w:val="4"/>
@@ -4981,13 +5218,13 @@
     <w:abstractNumId w:val="7"/>
   </w:num>
   <w:num w:numId="14" w16cid:durableId="891767245">
-    <w:abstractNumId w:val="15"/>
+    <w:abstractNumId w:val="16"/>
   </w:num>
   <w:num w:numId="15" w16cid:durableId="1215851894">
-    <w:abstractNumId w:val="11"/>
+    <w:abstractNumId w:val="12"/>
   </w:num>
   <w:num w:numId="16" w16cid:durableId="1904756452">
-    <w:abstractNumId w:val="16"/>
+    <w:abstractNumId w:val="17"/>
   </w:num>
   <w:num w:numId="17" w16cid:durableId="534466331">
     <w:abstractNumId w:val="2"/>
@@ -4996,25 +5233,28 @@
     <w:abstractNumId w:val="5"/>
   </w:num>
   <w:num w:numId="19" w16cid:durableId="1901138119">
-    <w:abstractNumId w:val="13"/>
+    <w:abstractNumId w:val="14"/>
   </w:num>
   <w:num w:numId="20" w16cid:durableId="1505969324">
-    <w:abstractNumId w:val="20"/>
+    <w:abstractNumId w:val="21"/>
   </w:num>
   <w:num w:numId="21" w16cid:durableId="943071893">
     <w:abstractNumId w:val="8"/>
   </w:num>
   <w:num w:numId="22" w16cid:durableId="1850294294">
-    <w:abstractNumId w:val="24"/>
+    <w:abstractNumId w:val="25"/>
   </w:num>
   <w:num w:numId="23" w16cid:durableId="1148203689">
-    <w:abstractNumId w:val="10"/>
+    <w:abstractNumId w:val="11"/>
   </w:num>
   <w:num w:numId="24" w16cid:durableId="1063017690">
-    <w:abstractNumId w:val="21"/>
+    <w:abstractNumId w:val="22"/>
   </w:num>
   <w:num w:numId="25" w16cid:durableId="227496275">
-    <w:abstractNumId w:val="17"/>
+    <w:abstractNumId w:val="18"/>
+  </w:num>
+  <w:num w:numId="26" w16cid:durableId="58673801">
+    <w:abstractNumId w:val="10"/>
   </w:num>
 </w:numbering>
 </file>
